--- a/part3/Part 3.docx
+++ b/part3/Part 3.docx
@@ -1009,7 +1009,57 @@
           <w:szCs w:val="28"/>
           <w14:ligatures w14:val="none"/>
         </w:rPr>
-        <w:t>. Kindly review it for the complete API logic.</w:t>
+        <w:t>. Kindly review it for the complete API logic</w:t>
+      </w:r>
+      <w:r>
+        <w:rPr>
+          <w:rFonts w:eastAsia="Times New Roman" w:cstheme="minorHAnsi"/>
+          <w:kern w:val="0"/>
+          <w:sz w:val="28"/>
+          <w:szCs w:val="28"/>
+          <w14:ligatures w14:val="none"/>
+        </w:rPr>
+        <w:t>.</w:t>
+      </w:r>
+    </w:p>
+    <w:p>
+      <w:pPr>
+        <w:pStyle w:val="ListParagraph"/>
+        <w:spacing w:before="100" w:beforeAutospacing="1" w:after="100" w:afterAutospacing="1" w:line="240" w:lineRule="auto"/>
+        <w:rPr>
+          <w:rFonts w:eastAsia="Times New Roman" w:cstheme="minorHAnsi"/>
+          <w:kern w:val="0"/>
+          <w:sz w:val="28"/>
+          <w:szCs w:val="28"/>
+          <w14:ligatures w14:val="none"/>
+        </w:rPr>
+      </w:pPr>
+    </w:p>
+    <w:p>
+      <w:pPr>
+        <w:pStyle w:val="ListParagraph"/>
+        <w:numPr>
+          <w:ilvl w:val="0"/>
+          <w:numId w:val="2"/>
+        </w:numPr>
+        <w:spacing w:before="100" w:beforeAutospacing="1" w:after="100" w:afterAutospacing="1" w:line="240" w:lineRule="auto"/>
+        <w:rPr>
+          <w:rFonts w:eastAsia="Times New Roman" w:cstheme="minorHAnsi"/>
+          <w:kern w:val="0"/>
+          <w:sz w:val="28"/>
+          <w:szCs w:val="28"/>
+          <w14:ligatures w14:val="none"/>
+        </w:rPr>
+      </w:pPr>
+      <w:r>
+        <w:rPr>
+          <w:rFonts w:eastAsia="Times New Roman" w:cstheme="minorHAnsi"/>
+          <w:kern w:val="0"/>
+          <w:sz w:val="28"/>
+          <w:szCs w:val="28"/>
+          <w14:ligatures w14:val="none"/>
+        </w:rPr>
+        <w:t>Model and database setup are assumed and simplified for this implementation.</w:t>
       </w:r>
     </w:p>
     <w:p>
@@ -2091,7 +2141,6 @@
   <w:style w:type="character" w:default="1" w:styleId="DefaultParagraphFont">
     <w:name w:val="Default Paragraph Font"/>
     <w:uiPriority w:val="1"/>
-    <w:semiHidden/>
     <w:unhideWhenUsed/>
   </w:style>
   <w:style w:type="table" w:default="1" w:styleId="TableNormal">
